--- a/docs/03-quality-and-scenarios.docx
+++ b/docs/03-quality-and-scenarios.docx
@@ -419,7 +419,7 @@
     </w:p>
     <w:p>
       <w:pPr>
-        <w:pStyle w:val="a"/>
+        <w:spacing w:line="276" w:lineRule="auto" w:after="120"/>
         <w:rPr>
           <w:rFonts w:cs="Times New Roman"/>
           <w:sz w:val="28"/>
@@ -429,17 +429,17 @@
       </w:pPr>
       <w:r>
         <w:rPr>
-          <w:rFonts w:cs="Times New Roman"/>
+          <w:rFonts w:cs="Times New Roman" w:ascii="Times New Roman" w:hAnsi="Times New Roman"/>
           <w:sz w:val="28"/>
           <w:szCs w:val="28"/>
           <w:lang w:val="ru-RU"/>
         </w:rPr>
-        <w:t>Производительность: основные экраны приложения должны открываться не дольше чем за 3 секунды при нормальной нагрузке.</w:t>
+        <w:t>NFR-01. Производительность: экраны «Профиль», «Тренировки», «Питание» и «Прогресс» должны показывать основные данные не позднее 3 секунд для не менее 95% открытий. Условия проверки: 100 одновременно авторизованных пользователей, сеть не ниже 10 Мбит/с и RTT не выше 100 мс, у каждого пользователя до 100 тренировок и до 30 дней записей питания. Для каждого экрана выполняются 100 измерений от команды открытия до отображения основных данных; загрузка видео не включается.</w:t>
       </w:r>
     </w:p>
     <w:p>
       <w:pPr>
-        <w:pStyle w:val="a"/>
+        <w:spacing w:line="276" w:lineRule="auto" w:after="120"/>
         <w:rPr>
           <w:rFonts w:cs="Times New Roman"/>
           <w:sz w:val="28"/>
@@ -449,51 +449,76 @@
       </w:pPr>
       <w:r>
         <w:rPr>
-          <w:rFonts w:cs="Times New Roman"/>
+          <w:rFonts w:cs="Times New Roman" w:ascii="Times New Roman" w:hAnsi="Times New Roman"/>
           <w:sz w:val="28"/>
           <w:szCs w:val="28"/>
           <w:lang w:val="ru-RU"/>
         </w:rPr>
-        <w:t xml:space="preserve">Доступность: приложение должно корректно работать на современных смартфонах с </w:t>
+        <w:t>NFR-02. Доступность: приложение должно корректно работать на современных смартфонах с iOS и Android.</w:t>
       </w:r>
-      <w:r>
-        <w:rPr>
-          <w:rFonts w:cs="Times New Roman"/>
-          <w:sz w:val="28"/>
-          <w:szCs w:val="28"/>
-        </w:rPr>
-        <w:t>iOS</w:t>
-      </w:r>
-      <w:r>
+    </w:p>
+    <w:p>
+      <w:pPr>
+        <w:spacing w:line="276" w:lineRule="auto" w:after="120"/>
         <w:rPr>
           <w:rFonts w:cs="Times New Roman"/>
           <w:sz w:val="28"/>
           <w:szCs w:val="28"/>
           <w:lang w:val="ru-RU"/>
         </w:rPr>
-        <w:t xml:space="preserve"> и </w:t>
+      </w:pPr>
+      <w:r>
+        <w:rPr>
+          <w:rFonts w:cs="Times New Roman" w:ascii="Times New Roman" w:hAnsi="Times New Roman"/>
+          <w:sz w:val="28"/>
+          <w:szCs w:val="28"/>
+          <w:lang w:val="ru-RU"/>
+        </w:rPr>
+        <w:t>NFR-03. Удобство использования: пользователь должен понимать структуру тренировки и прогресса без специального обучения.</w:t>
       </w:r>
-      <w:r>
+    </w:p>
+    <w:p>
+      <w:pPr>
+        <w:spacing w:line="276" w:lineRule="auto" w:after="120"/>
         <w:rPr>
           <w:rFonts w:cs="Times New Roman"/>
           <w:sz w:val="28"/>
           <w:szCs w:val="28"/>
         </w:rPr>
-        <w:t>Android</w:t>
+      </w:pPr>
+      <w:r>
+        <w:rPr>
+          <w:rFonts w:cs="Times New Roman" w:ascii="Times New Roman" w:hAnsi="Times New Roman"/>
+          <w:sz w:val="28"/>
+          <w:szCs w:val="28"/>
+          <w:lang w:val="ru-RU"/>
+        </w:rPr>
+        <w:t>NFR-04. Безопасность: передача данных между приложением и сервером должна выполняться по защищенному соединению HTTPS.</w:t>
       </w:r>
-      <w:r>
+    </w:p>
+    <w:p>
+      <w:pPr>
+        <w:spacing w:line="276" w:lineRule="auto" w:after="120"/>
         <w:rPr>
           <w:rFonts w:cs="Times New Roman"/>
           <w:sz w:val="28"/>
           <w:szCs w:val="28"/>
           <w:lang w:val="ru-RU"/>
         </w:rPr>
-        <w:t>.</w:t>
+      </w:pPr>
+      <w:r>
+        <w:rPr>
+          <w:rFonts w:cs="Times New Roman" w:ascii="Times New Roman" w:hAnsi="Times New Roman"/>
+          <w:sz w:val="28"/>
+          <w:szCs w:val="28"/>
+          <w:lang w:val="ru-RU"/>
+        </w:rPr>
+        <w:t>NFR-05. Защита учетных записей: пароли пользователей должны храниться в виде хеша, без сохранения исходного пароля.</w:t>
       </w:r>
     </w:p>
     <w:p>
       <w:pPr>
-        <w:pStyle w:val="a"/>
+        <w:spacing w:line="276" w:lineRule="auto" w:after="120"/>
         <w:rPr>
           <w:rFonts w:cs="Times New Roman"/>
           <w:sz w:val="28"/>
@@ -503,44 +528,37 @@
       </w:pPr>
       <w:r>
         <w:rPr>
-          <w:rFonts w:cs="Times New Roman"/>
+          <w:rFonts w:cs="Times New Roman" w:ascii="Times New Roman" w:hAnsi="Times New Roman"/>
           <w:sz w:val="28"/>
           <w:szCs w:val="28"/>
           <w:lang w:val="ru-RU"/>
         </w:rPr>
-        <w:t>Удобство использования: пользователь должен понимать структуру тренировки и прогресса без специального обучения.</w:t>
+        <w:t>NFR-06. Конфиденциальность: данные о весе, фото прогресса, питании и тренировках должны быть доступны только владельцу профиля и назначенному тренеру.</w:t>
       </w:r>
     </w:p>
     <w:p>
       <w:pPr>
-        <w:pStyle w:val="a"/>
-        <w:rPr>
-          <w:rFonts w:cs="Times New Roman"/>
-          <w:sz w:val="28"/>
-          <w:szCs w:val="28"/>
-        </w:rPr>
-      </w:pPr>
-      <w:r>
+        <w:spacing w:line="276" w:lineRule="auto" w:after="120"/>
         <w:rPr>
           <w:rFonts w:cs="Times New Roman"/>
           <w:sz w:val="28"/>
           <w:szCs w:val="28"/>
           <w:lang w:val="ru-RU"/>
         </w:rPr>
-        <w:t xml:space="preserve">Безопасность: передача данных между приложением и сервером должна выполняться по защищенному соединению </w:t>
-      </w:r>
+      </w:pPr>
       <w:r>
         <w:rPr>
-          <w:rFonts w:cs="Times New Roman"/>
+          <w:rFonts w:cs="Times New Roman" w:ascii="Times New Roman" w:hAnsi="Times New Roman"/>
           <w:sz w:val="28"/>
           <w:szCs w:val="28"/>
+          <w:lang w:val="ru-RU"/>
         </w:rPr>
-        <w:t>HTTPS.</w:t>
+        <w:t>NFR-07. Надежность: при разрыве связи продолжительностью до 10 минут завершенная тренировка и внесенные показатели прогресса должны сохраняться на устройстве с отметкой «Ожидает синхронизации». В течение 60 секунд после восстановления устойчивой связи приложение должно отправить накопленные изменения и снять отметку после подтверждения сервера. Каждая операция получает постоянный идентификатор; повторная отправка не создает дубликаты. До подтверждения локальные данные не удаляются.</w:t>
       </w:r>
     </w:p>
     <w:p>
       <w:pPr>
-        <w:pStyle w:val="a"/>
+        <w:spacing w:line="276" w:lineRule="auto" w:after="120"/>
         <w:rPr>
           <w:rFonts w:cs="Times New Roman"/>
           <w:sz w:val="28"/>
@@ -550,37 +568,57 @@
       </w:pPr>
       <w:r>
         <w:rPr>
-          <w:rFonts w:cs="Times New Roman"/>
+          <w:rFonts w:cs="Times New Roman" w:ascii="Times New Roman" w:hAnsi="Times New Roman"/>
           <w:sz w:val="28"/>
           <w:szCs w:val="28"/>
           <w:lang w:val="ru-RU"/>
         </w:rPr>
-        <w:t xml:space="preserve">Защита учетных записей: пароли пользователей должны храниться в виде </w:t>
+        <w:t>NFR-08. Резервное копирование: база данных должна регулярно сохраняться для восстановления после технического сбоя.</w:t>
       </w:r>
-      <w:proofErr w:type="spellStart"/>
-      <w:r>
+    </w:p>
+    <w:p>
+      <w:pPr>
+        <w:spacing w:line="276" w:lineRule="auto" w:after="120"/>
         <w:rPr>
           <w:rFonts w:cs="Times New Roman"/>
           <w:sz w:val="28"/>
           <w:szCs w:val="28"/>
           <w:lang w:val="ru-RU"/>
         </w:rPr>
-        <w:t>хеша</w:t>
+      </w:pPr>
+      <w:r>
+        <w:rPr>
+          <w:rFonts w:cs="Times New Roman" w:ascii="Times New Roman" w:hAnsi="Times New Roman"/>
+          <w:sz w:val="28"/>
+          <w:szCs w:val="28"/>
+          <w:lang w:val="ru-RU"/>
+        </w:rPr>
+        <w:t>NFR-09. Масштабируемость: система должна поддерживать одновременную работу не менее 100 пользователей в учебной версии проекта.</w:t>
       </w:r>
-      <w:proofErr w:type="spellEnd"/>
-      <w:r>
+    </w:p>
+    <w:p>
+      <w:pPr>
+        <w:spacing w:line="276" w:lineRule="auto" w:after="120"/>
         <w:rPr>
           <w:rFonts w:cs="Times New Roman"/>
           <w:sz w:val="28"/>
           <w:szCs w:val="28"/>
           <w:lang w:val="ru-RU"/>
         </w:rPr>
-        <w:t>, без сохранения исходного пароля.</w:t>
+      </w:pPr>
+      <w:r>
+        <w:rPr>
+          <w:rFonts w:cs="Times New Roman" w:ascii="Times New Roman" w:hAnsi="Times New Roman"/>
+          <w:sz w:val="28"/>
+          <w:szCs w:val="28"/>
+          <w:lang w:val="ru-RU"/>
+        </w:rPr>
+        <w:t>NFR-10. Совместимость: интерфейс должен адаптироваться под разные размеры экранов смартфонов.</w:t>
       </w:r>
     </w:p>
     <w:p>
       <w:pPr>
-        <w:pStyle w:val="a"/>
+        <w:spacing w:line="276" w:lineRule="auto" w:after="120"/>
         <w:rPr>
           <w:rFonts w:cs="Times New Roman"/>
           <w:sz w:val="28"/>
@@ -590,17 +628,17 @@
       </w:pPr>
       <w:r>
         <w:rPr>
-          <w:rFonts w:cs="Times New Roman"/>
+          <w:rFonts w:cs="Times New Roman" w:ascii="Times New Roman" w:hAnsi="Times New Roman"/>
           <w:sz w:val="28"/>
           <w:szCs w:val="28"/>
           <w:lang w:val="ru-RU"/>
         </w:rPr>
-        <w:t>Конфиденциальность: данные о весе, фото прогресса, питании и тренировках должны быть доступны только владельцу профиля и назначенному тренеру.</w:t>
+        <w:t>NFR-11. Журналирование: система должна фиксировать входы, изменения профиля, завершение тренировок и действия администратора.</w:t>
       </w:r>
     </w:p>
     <w:p>
       <w:pPr>
-        <w:pStyle w:val="a"/>
+        <w:spacing w:line="276" w:lineRule="auto" w:after="120"/>
         <w:rPr>
           <w:rFonts w:cs="Times New Roman"/>
           <w:sz w:val="28"/>
@@ -610,112 +648,12 @@
       </w:pPr>
       <w:r>
         <w:rPr>
-          <w:rFonts w:cs="Times New Roman"/>
+          <w:rFonts w:cs="Times New Roman" w:ascii="Times New Roman" w:hAnsi="Times New Roman"/>
           <w:sz w:val="28"/>
           <w:szCs w:val="28"/>
           <w:lang w:val="ru-RU"/>
         </w:rPr>
-        <w:t>Надежность: завершенная тренировка и внесенные показатели не должны теряться при кратковременном сбое соединения.</w:t>
-      </w:r>
-    </w:p>
-    <w:p>
-      <w:pPr>
-        <w:pStyle w:val="a"/>
-        <w:rPr>
-          <w:rFonts w:cs="Times New Roman"/>
-          <w:sz w:val="28"/>
-          <w:szCs w:val="28"/>
-          <w:lang w:val="ru-RU"/>
-        </w:rPr>
-      </w:pPr>
-      <w:r>
-        <w:rPr>
-          <w:rFonts w:cs="Times New Roman"/>
-          <w:sz w:val="28"/>
-          <w:szCs w:val="28"/>
-          <w:lang w:val="ru-RU"/>
-        </w:rPr>
-        <w:t>Резервное копирование: база данных должна регулярно сохраняться для восстановления после технического сбоя.</w:t>
-      </w:r>
-    </w:p>
-    <w:p>
-      <w:pPr>
-        <w:pStyle w:val="a"/>
-        <w:rPr>
-          <w:rFonts w:cs="Times New Roman"/>
-          <w:sz w:val="28"/>
-          <w:szCs w:val="28"/>
-          <w:lang w:val="ru-RU"/>
-        </w:rPr>
-      </w:pPr>
-      <w:r>
-        <w:rPr>
-          <w:rFonts w:cs="Times New Roman"/>
-          <w:sz w:val="28"/>
-          <w:szCs w:val="28"/>
-          <w:lang w:val="ru-RU"/>
-        </w:rPr>
-        <w:t>Масштабируемость: система должна поддерживать одновременную работу не менее 100 пользователей в учебной версии проекта.</w:t>
-      </w:r>
-    </w:p>
-    <w:p>
-      <w:pPr>
-        <w:pStyle w:val="a"/>
-        <w:rPr>
-          <w:rFonts w:cs="Times New Roman"/>
-          <w:sz w:val="28"/>
-          <w:szCs w:val="28"/>
-          <w:lang w:val="ru-RU"/>
-        </w:rPr>
-      </w:pPr>
-      <w:r>
-        <w:rPr>
-          <w:rFonts w:cs="Times New Roman"/>
-          <w:sz w:val="28"/>
-          <w:szCs w:val="28"/>
-          <w:lang w:val="ru-RU"/>
-        </w:rPr>
-        <w:t>Совместимость: интерфейс должен адаптироваться под разные размеры экранов смартфонов.</w:t>
-      </w:r>
-    </w:p>
-    <w:p>
-      <w:pPr>
-        <w:pStyle w:val="a"/>
-        <w:rPr>
-          <w:rFonts w:cs="Times New Roman"/>
-          <w:sz w:val="28"/>
-          <w:szCs w:val="28"/>
-          <w:lang w:val="ru-RU"/>
-        </w:rPr>
-      </w:pPr>
-      <w:r>
-        <w:rPr>
-          <w:rFonts w:cs="Times New Roman"/>
-          <w:sz w:val="28"/>
-          <w:szCs w:val="28"/>
-          <w:lang w:val="ru-RU"/>
-        </w:rPr>
-        <w:t>Журналирование: система должна фиксировать входы, изменения профиля, завершение тренировок и действия администратора.</w:t>
-      </w:r>
-    </w:p>
-    <w:p>
-      <w:pPr>
-        <w:pStyle w:val="a"/>
-        <w:rPr>
-          <w:rFonts w:cs="Times New Roman"/>
-          <w:sz w:val="28"/>
-          <w:szCs w:val="28"/>
-          <w:lang w:val="ru-RU"/>
-        </w:rPr>
-      </w:pPr>
-      <w:r>
-        <w:rPr>
-          <w:rFonts w:cs="Times New Roman"/>
-          <w:sz w:val="28"/>
-          <w:szCs w:val="28"/>
-          <w:lang w:val="ru-RU"/>
-        </w:rPr>
-        <w:t>Качество контента: изображения, видео и описания упражнений должны открываться без нарушения работы остальных разделов приложения.</w:t>
+        <w:t>NFR-12. Качество контента: изображения, видео и описания упражнений должны открываться без нарушения работы остальных разделов приложения.</w:t>
       </w:r>
     </w:p>
     <w:p>
@@ -775,6 +713,18 @@
           <w:lang w:val="ru-RU"/>
         </w:rPr>
         <w:t>Сценарий 1. Создание персонального тренировочного плана</w:t>
+      </w:r>
+    </w:p>
+    <w:p>
+      <w:pPr>
+        <w:spacing w:line="276" w:lineRule="auto" w:after="120"/>
+      </w:pPr>
+      <w:r>
+        <w:rPr>
+          <w:rFonts w:ascii="Times New Roman" w:hAnsi="Times New Roman"/>
+          <w:sz w:val="28"/>
+        </w:rPr>
+        <w:t>Связанные требования: FR-05–FR-07 и FR-16. Проверки: TC-03–TC-05, TC-18 и TC-19.</w:t>
       </w:r>
     </w:p>
     <w:p>
@@ -838,89 +788,27 @@
     </w:p>
     <w:p>
       <w:pPr>
-        <w:pStyle w:val="a"/>
+        <w:spacing w:line="240" w:lineRule="auto" w:after="0"/>
+        <w:ind w:firstLine="0"/>
         <w:rPr>
           <w:rFonts w:cs="Times New Roman"/>
           <w:sz w:val="28"/>
           <w:szCs w:val="28"/>
         </w:rPr>
       </w:pPr>
-      <w:proofErr w:type="spellStart"/>
       <w:r>
         <w:rPr>
-          <w:rFonts w:cs="Times New Roman"/>
+          <w:rFonts w:cs="Times New Roman" w:ascii="Times New Roman" w:hAnsi="Times New Roman"/>
           <w:sz w:val="28"/>
           <w:szCs w:val="28"/>
         </w:rPr>
-        <w:t>Пользователь</w:t>
-      </w:r>
-      <w:proofErr w:type="spellEnd"/>
-      <w:r>
-        <w:rPr>
-          <w:rFonts w:cs="Times New Roman"/>
-          <w:sz w:val="28"/>
-          <w:szCs w:val="28"/>
-        </w:rPr>
-        <w:t xml:space="preserve"> </w:t>
-      </w:r>
-      <w:proofErr w:type="spellStart"/>
-      <w:r>
-        <w:rPr>
-          <w:rFonts w:cs="Times New Roman"/>
-          <w:sz w:val="28"/>
-          <w:szCs w:val="28"/>
-        </w:rPr>
-        <w:t>открывает</w:t>
-      </w:r>
-      <w:proofErr w:type="spellEnd"/>
-      <w:r>
-        <w:rPr>
-          <w:rFonts w:cs="Times New Roman"/>
-          <w:sz w:val="28"/>
-          <w:szCs w:val="28"/>
-        </w:rPr>
-        <w:t xml:space="preserve"> </w:t>
-      </w:r>
-      <w:proofErr w:type="spellStart"/>
-      <w:r>
-        <w:rPr>
-          <w:rFonts w:cs="Times New Roman"/>
-          <w:sz w:val="28"/>
-          <w:szCs w:val="28"/>
-        </w:rPr>
-        <w:t>раздел</w:t>
-      </w:r>
-      <w:proofErr w:type="spellEnd"/>
-      <w:r>
-        <w:rPr>
-          <w:rFonts w:cs="Times New Roman"/>
-          <w:sz w:val="28"/>
-          <w:szCs w:val="28"/>
-        </w:rPr>
-        <w:t xml:space="preserve"> «</w:t>
-      </w:r>
-      <w:proofErr w:type="spellStart"/>
-      <w:r>
-        <w:rPr>
-          <w:rFonts w:cs="Times New Roman"/>
-          <w:sz w:val="28"/>
-          <w:szCs w:val="28"/>
-        </w:rPr>
-        <w:t>Профиль</w:t>
-      </w:r>
-      <w:proofErr w:type="spellEnd"/>
-      <w:r>
-        <w:rPr>
-          <w:rFonts w:cs="Times New Roman"/>
-          <w:sz w:val="28"/>
-          <w:szCs w:val="28"/>
-        </w:rPr>
-        <w:t>».</w:t>
+        <w:t>1. Пользователь открывает раздел «Профиль».</w:t>
       </w:r>
     </w:p>
     <w:p>
       <w:pPr>
-        <w:pStyle w:val="a"/>
+        <w:spacing w:line="240" w:lineRule="auto" w:after="0"/>
+        <w:ind w:firstLine="0"/>
         <w:rPr>
           <w:rFonts w:cs="Times New Roman"/>
           <w:sz w:val="28"/>
@@ -930,18 +818,18 @@
       </w:pPr>
       <w:r>
         <w:rPr>
-          <w:rFonts w:cs="Times New Roman"/>
+          <w:rFonts w:cs="Times New Roman" w:ascii="Times New Roman" w:hAnsi="Times New Roman"/>
           <w:sz w:val="28"/>
           <w:szCs w:val="28"/>
           <w:lang w:val="ru-RU"/>
         </w:rPr>
-        <w:lastRenderedPageBreak/>
-        <w:t>Система показывает форму с параметрами тела и целью тренировок.</w:t>
+        <w:t>2. Система показывает форму с параметрами тела и целью тренировок.</w:t>
       </w:r>
     </w:p>
     <w:p>
       <w:pPr>
-        <w:pStyle w:val="a"/>
+        <w:spacing w:line="240" w:lineRule="auto" w:after="0"/>
+        <w:ind w:firstLine="0"/>
         <w:rPr>
           <w:rFonts w:cs="Times New Roman"/>
           <w:sz w:val="28"/>
@@ -951,17 +839,18 @@
       </w:pPr>
       <w:r>
         <w:rPr>
-          <w:rFonts w:cs="Times New Roman"/>
+          <w:rFonts w:cs="Times New Roman" w:ascii="Times New Roman" w:hAnsi="Times New Roman"/>
           <w:sz w:val="28"/>
           <w:szCs w:val="28"/>
           <w:lang w:val="ru-RU"/>
         </w:rPr>
-        <w:t>Пользователь вводит рост, вес, возраст, уровень подготовки и количество тренировок в неделю.</w:t>
+        <w:t>3. Пользователь вводит рост, вес, возраст, уровень подготовки, количество тренировок в неделю от 1 до 7 и часовой пояс (FR-05).</w:t>
       </w:r>
     </w:p>
     <w:p>
       <w:pPr>
-        <w:pStyle w:val="a"/>
+        <w:spacing w:line="240" w:lineRule="auto" w:after="0"/>
+        <w:ind w:firstLine="0"/>
         <w:rPr>
           <w:rFonts w:cs="Times New Roman"/>
           <w:sz w:val="28"/>
@@ -971,17 +860,18 @@
       </w:pPr>
       <w:r>
         <w:rPr>
-          <w:rFonts w:cs="Times New Roman"/>
+          <w:rFonts w:cs="Times New Roman" w:ascii="Times New Roman" w:hAnsi="Times New Roman"/>
           <w:sz w:val="28"/>
           <w:szCs w:val="28"/>
           <w:lang w:val="ru-RU"/>
         </w:rPr>
-        <w:t>Пользователь выбирает цель: набор массы, снижение веса, поддержание формы или выносливость.</w:t>
+        <w:t>4. Пользователь выбирает цель: набор массы, снижение веса, поддержание формы или выносливость.</w:t>
       </w:r>
     </w:p>
     <w:p>
       <w:pPr>
-        <w:pStyle w:val="a"/>
+        <w:spacing w:line="240" w:lineRule="auto" w:after="0"/>
+        <w:ind w:firstLine="0"/>
         <w:rPr>
           <w:rFonts w:cs="Times New Roman"/>
           <w:sz w:val="28"/>
@@ -991,17 +881,18 @@
       </w:pPr>
       <w:r>
         <w:rPr>
-          <w:rFonts w:cs="Times New Roman"/>
+          <w:rFonts w:cs="Times New Roman" w:ascii="Times New Roman" w:hAnsi="Times New Roman"/>
           <w:sz w:val="28"/>
           <w:szCs w:val="28"/>
           <w:lang w:val="ru-RU"/>
         </w:rPr>
-        <w:t>Система анализирует введенные данные и предлагает подходящий шаблон программы.</w:t>
+        <w:t>5. Система предлагает шаблоны с совпадающими целью, уровнем подготовки и количеством тренировок в неделю (FR-07).</w:t>
       </w:r>
     </w:p>
     <w:p>
       <w:pPr>
-        <w:pStyle w:val="a"/>
+        <w:spacing w:line="240" w:lineRule="auto" w:after="0"/>
+        <w:ind w:firstLine="0"/>
         <w:rPr>
           <w:rFonts w:cs="Times New Roman"/>
           <w:sz w:val="28"/>
@@ -1011,17 +902,18 @@
       </w:pPr>
       <w:r>
         <w:rPr>
-          <w:rFonts w:cs="Times New Roman"/>
+          <w:rFonts w:cs="Times New Roman" w:ascii="Times New Roman" w:hAnsi="Times New Roman"/>
           <w:sz w:val="28"/>
           <w:szCs w:val="28"/>
           <w:lang w:val="ru-RU"/>
         </w:rPr>
-        <w:t>Пользователь просматривает программу и подтверждает выбор.</w:t>
+        <w:t>6. Пользователь выбирает шаблон, дату начала и нужное количество различных дней недели, затем подтверждает выбор.</w:t>
       </w:r>
     </w:p>
     <w:p>
       <w:pPr>
-        <w:pStyle w:val="a"/>
+        <w:spacing w:line="240" w:lineRule="auto" w:after="0"/>
+        <w:ind w:firstLine="0"/>
         <w:rPr>
           <w:rFonts w:cs="Times New Roman"/>
           <w:sz w:val="28"/>
@@ -1031,17 +923,18 @@
       </w:pPr>
       <w:r>
         <w:rPr>
-          <w:rFonts w:cs="Times New Roman"/>
+          <w:rFonts w:cs="Times New Roman" w:ascii="Times New Roman" w:hAnsi="Times New Roman"/>
           <w:sz w:val="28"/>
           <w:szCs w:val="28"/>
           <w:lang w:val="ru-RU"/>
         </w:rPr>
-        <w:t>Система сохраняет план и отображает календарь тренировок на неделю.</w:t>
+        <w:t>7. Система сохраняет план на семь календарных дней и показывает по одной тренировке в каждый выбранный день.</w:t>
       </w:r>
     </w:p>
     <w:p>
       <w:pPr>
-        <w:pStyle w:val="a"/>
+        <w:spacing w:line="240" w:lineRule="auto" w:after="0"/>
+        <w:ind w:firstLine="0"/>
         <w:rPr>
           <w:rFonts w:cs="Times New Roman"/>
           <w:sz w:val="28"/>
@@ -1051,12 +944,12 @@
       </w:pPr>
       <w:r>
         <w:rPr>
-          <w:rFonts w:cs="Times New Roman"/>
+          <w:rFonts w:cs="Times New Roman" w:ascii="Times New Roman" w:hAnsi="Times New Roman"/>
           <w:sz w:val="28"/>
           <w:szCs w:val="28"/>
           <w:lang w:val="ru-RU"/>
         </w:rPr>
-        <w:t>Система создает первое напоминание о тренировке.</w:t>
+        <w:t>8. Если напоминания включены и разрешены на устройстве, система назначает их по правилам FR-16.</w:t>
       </w:r>
     </w:p>
     <w:p>
@@ -1098,7 +991,7 @@
           <w:szCs w:val="28"/>
           <w:lang w:val="ru-RU"/>
         </w:rPr>
-        <w:t>Альтернативный ход: если пользователь не заполнил обязательные параметры, система показывает сообщение об ошибке и предлагает дополнить профиль.</w:t>
+        <w:t>Альтернативы сценария 1: при пустом обязательном поле или частоте вне диапазона 1–7 система указывает ошибку и не сохраняет профиль. Если число выбранных дней не совпадает с частотой, план не сохраняется. При отсутствии подходящего шаблона выводится «Нет подходящей программы», новый план не создается.</w:t>
       </w:r>
     </w:p>
     <w:p>
@@ -1123,6 +1016,18 @@
     </w:p>
     <w:p>
       <w:pPr>
+        <w:spacing w:line="276" w:lineRule="auto" w:after="120"/>
+      </w:pPr>
+      <w:r>
+        <w:rPr>
+          <w:rFonts w:ascii="Times New Roman" w:hAnsi="Times New Roman"/>
+          <w:sz w:val="28"/>
+        </w:rPr>
+        <w:t>Связанные требования: FR-09–FR-11 и NFR-07. Проверки: TC-06–TC-08, TC-16, TC-17 и TC-22.</w:t>
+      </w:r>
+    </w:p>
+    <w:p>
+      <w:pPr>
         <w:spacing w:after="120"/>
         <w:ind w:firstLine="709"/>
         <w:rPr>
@@ -1165,71 +1070,27 @@
     </w:p>
     <w:p>
       <w:pPr>
-        <w:pStyle w:val="a"/>
+        <w:spacing w:line="240" w:lineRule="auto" w:after="0"/>
+        <w:ind w:firstLine="0"/>
         <w:rPr>
           <w:rFonts w:cs="Times New Roman"/>
           <w:sz w:val="28"/>
           <w:szCs w:val="28"/>
         </w:rPr>
       </w:pPr>
-      <w:proofErr w:type="spellStart"/>
       <w:r>
         <w:rPr>
-          <w:rFonts w:cs="Times New Roman"/>
+          <w:rFonts w:cs="Times New Roman" w:ascii="Times New Roman" w:hAnsi="Times New Roman"/>
           <w:sz w:val="28"/>
           <w:szCs w:val="28"/>
         </w:rPr>
-        <w:t>Пользователь</w:t>
-      </w:r>
-      <w:proofErr w:type="spellEnd"/>
-      <w:r>
-        <w:rPr>
-          <w:rFonts w:cs="Times New Roman"/>
-          <w:sz w:val="28"/>
-          <w:szCs w:val="28"/>
-        </w:rPr>
-        <w:t xml:space="preserve"> </w:t>
-      </w:r>
-      <w:proofErr w:type="spellStart"/>
-      <w:r>
-        <w:rPr>
-          <w:rFonts w:cs="Times New Roman"/>
-          <w:sz w:val="28"/>
-          <w:szCs w:val="28"/>
-        </w:rPr>
-        <w:t>открывает</w:t>
-      </w:r>
-      <w:proofErr w:type="spellEnd"/>
-      <w:r>
-        <w:rPr>
-          <w:rFonts w:cs="Times New Roman"/>
-          <w:sz w:val="28"/>
-          <w:szCs w:val="28"/>
-        </w:rPr>
-        <w:t xml:space="preserve"> </w:t>
-      </w:r>
-      <w:proofErr w:type="spellStart"/>
-      <w:r>
-        <w:rPr>
-          <w:rFonts w:cs="Times New Roman"/>
-          <w:sz w:val="28"/>
-          <w:szCs w:val="28"/>
-        </w:rPr>
-        <w:t>раздел</w:t>
-      </w:r>
-      <w:proofErr w:type="spellEnd"/>
-      <w:r>
-        <w:rPr>
-          <w:rFonts w:cs="Times New Roman"/>
-          <w:sz w:val="28"/>
-          <w:szCs w:val="28"/>
-        </w:rPr>
-        <w:t xml:space="preserve"> «Тренировки».</w:t>
+        <w:t>1. Пользователь открывает раздел «Тренировки».</w:t>
       </w:r>
     </w:p>
     <w:p>
       <w:pPr>
-        <w:pStyle w:val="a"/>
+        <w:spacing w:line="240" w:lineRule="auto" w:after="0"/>
+        <w:ind w:firstLine="0"/>
         <w:rPr>
           <w:rFonts w:cs="Times New Roman"/>
           <w:sz w:val="28"/>
@@ -1239,17 +1100,18 @@
       </w:pPr>
       <w:r>
         <w:rPr>
-          <w:rFonts w:cs="Times New Roman"/>
+          <w:rFonts w:cs="Times New Roman" w:ascii="Times New Roman" w:hAnsi="Times New Roman"/>
           <w:sz w:val="28"/>
           <w:szCs w:val="28"/>
           <w:lang w:val="ru-RU"/>
         </w:rPr>
-        <w:t>Система показывает тренировку на текущий день.</w:t>
+        <w:t>2. Система показывает тренировку на текущий день.</w:t>
       </w:r>
     </w:p>
     <w:p>
       <w:pPr>
-        <w:pStyle w:val="a"/>
+        <w:spacing w:line="240" w:lineRule="auto" w:after="0"/>
+        <w:ind w:firstLine="0"/>
         <w:rPr>
           <w:rFonts w:cs="Times New Roman"/>
           <w:sz w:val="28"/>
@@ -1259,17 +1121,18 @@
       </w:pPr>
       <w:r>
         <w:rPr>
-          <w:rFonts w:cs="Times New Roman"/>
+          <w:rFonts w:cs="Times New Roman" w:ascii="Times New Roman" w:hAnsi="Times New Roman"/>
           <w:sz w:val="28"/>
           <w:szCs w:val="28"/>
           <w:lang w:val="ru-RU"/>
         </w:rPr>
-        <w:t>Пользователь открывает тренировку и просматривает список упражнений.</w:t>
+        <w:t>3. Пользователь открывает тренировку и просматривает список упражнений.</w:t>
       </w:r>
     </w:p>
     <w:p>
       <w:pPr>
-        <w:pStyle w:val="a"/>
+        <w:spacing w:line="240" w:lineRule="auto" w:after="0"/>
+        <w:ind w:firstLine="0"/>
         <w:rPr>
           <w:rFonts w:cs="Times New Roman"/>
           <w:sz w:val="28"/>
@@ -1279,17 +1142,18 @@
       </w:pPr>
       <w:r>
         <w:rPr>
-          <w:rFonts w:cs="Times New Roman"/>
+          <w:rFonts w:cs="Times New Roman" w:ascii="Times New Roman" w:hAnsi="Times New Roman"/>
           <w:sz w:val="28"/>
           <w:szCs w:val="28"/>
           <w:lang w:val="ru-RU"/>
         </w:rPr>
-        <w:t>Система показывает подходы, повторения, время отдыха и описание техники.</w:t>
+        <w:t>4. Система показывает подходы, повторения, время отдыха и описание техники.</w:t>
       </w:r>
     </w:p>
     <w:p>
       <w:pPr>
-        <w:pStyle w:val="a"/>
+        <w:spacing w:line="240" w:lineRule="auto" w:after="0"/>
+        <w:ind w:firstLine="0"/>
         <w:rPr>
           <w:rFonts w:cs="Times New Roman"/>
           <w:sz w:val="28"/>
@@ -1299,17 +1163,18 @@
       </w:pPr>
       <w:r>
         <w:rPr>
-          <w:rFonts w:cs="Times New Roman"/>
+          <w:rFonts w:cs="Times New Roman" w:ascii="Times New Roman" w:hAnsi="Times New Roman"/>
           <w:sz w:val="28"/>
           <w:szCs w:val="28"/>
           <w:lang w:val="ru-RU"/>
         </w:rPr>
-        <w:t>Пользователь выполняет упражнение и отмечает подход как завершенный.</w:t>
+        <w:t>5. Пользователь выполняет упражнение и отмечает подход как завершенный.</w:t>
       </w:r>
     </w:p>
     <w:p>
       <w:pPr>
-        <w:pStyle w:val="a"/>
+        <w:spacing w:line="240" w:lineRule="auto" w:after="0"/>
+        <w:ind w:firstLine="0"/>
         <w:rPr>
           <w:rFonts w:cs="Times New Roman"/>
           <w:sz w:val="28"/>
@@ -1319,17 +1184,18 @@
       </w:pPr>
       <w:r>
         <w:rPr>
-          <w:rFonts w:cs="Times New Roman"/>
+          <w:rFonts w:cs="Times New Roman" w:ascii="Times New Roman" w:hAnsi="Times New Roman"/>
           <w:sz w:val="28"/>
           <w:szCs w:val="28"/>
           <w:lang w:val="ru-RU"/>
         </w:rPr>
-        <w:t>После выполнения всех упражнений пользователь нажимает «Завершить тренировку».</w:t>
+        <w:t>6. Пользователь нажимает «Завершить тренировку». Система проверяет число выполненных подходов по FR-10.</w:t>
       </w:r>
     </w:p>
     <w:p>
       <w:pPr>
-        <w:pStyle w:val="a"/>
+        <w:spacing w:line="240" w:lineRule="auto" w:after="0"/>
+        <w:ind w:firstLine="0"/>
         <w:rPr>
           <w:rFonts w:cs="Times New Roman"/>
           <w:sz w:val="28"/>
@@ -1339,17 +1205,18 @@
       </w:pPr>
       <w:r>
         <w:rPr>
-          <w:rFonts w:cs="Times New Roman"/>
+          <w:rFonts w:cs="Times New Roman" w:ascii="Times New Roman" w:hAnsi="Times New Roman"/>
           <w:sz w:val="28"/>
           <w:szCs w:val="28"/>
           <w:lang w:val="ru-RU"/>
         </w:rPr>
-        <w:t>Система сохраняет результат тренировки в истории.</w:t>
+        <w:t>7. Система сохраняет один результат с постоянным completionId: все подходы — статус «выполнена», часть подходов — «частично выполнена».</w:t>
       </w:r>
     </w:p>
     <w:p>
       <w:pPr>
-        <w:pStyle w:val="a"/>
+        <w:spacing w:line="240" w:lineRule="auto" w:after="0"/>
+        <w:ind w:firstLine="0"/>
         <w:rPr>
           <w:rFonts w:cs="Times New Roman"/>
           <w:sz w:val="28"/>
@@ -1359,17 +1226,18 @@
       </w:pPr>
       <w:r>
         <w:rPr>
-          <w:rFonts w:cs="Times New Roman"/>
+          <w:rFonts w:cs="Times New Roman" w:ascii="Times New Roman" w:hAnsi="Times New Roman"/>
           <w:sz w:val="28"/>
           <w:szCs w:val="28"/>
           <w:lang w:val="ru-RU"/>
         </w:rPr>
-        <w:t>Система пересчитывает прогресс и показывает краткую статистику занятия.</w:t>
+        <w:t>8. После подтверждения серверного сохранения система обновляет статистику: доля выполнения плана равна числу полностью выполненных тренировок, деленному на число тренировок плана; частичные учитываются отдельно.</w:t>
       </w:r>
     </w:p>
     <w:p>
       <w:pPr>
-        <w:pStyle w:val="a"/>
+        <w:spacing w:line="240" w:lineRule="auto" w:after="0"/>
+        <w:ind w:firstLine="0"/>
         <w:rPr>
           <w:rFonts w:cs="Times New Roman"/>
           <w:sz w:val="28"/>
@@ -1379,12 +1247,12 @@
       </w:pPr>
       <w:r>
         <w:rPr>
-          <w:rFonts w:cs="Times New Roman"/>
+          <w:rFonts w:cs="Times New Roman" w:ascii="Times New Roman" w:hAnsi="Times New Roman"/>
           <w:sz w:val="28"/>
           <w:szCs w:val="28"/>
           <w:lang w:val="ru-RU"/>
         </w:rPr>
-        <w:t>Пользователь может добавить комментарий о самочувствии или сложности тренировки.</w:t>
+        <w:t>9. Пользователь может добавить комментарий о самочувствии или сложности тренировки.</w:t>
       </w:r>
     </w:p>
     <w:p>
@@ -1426,8 +1294,7 @@
           <w:szCs w:val="28"/>
           <w:lang w:val="ru-RU"/>
         </w:rPr>
-        <w:lastRenderedPageBreak/>
-        <w:t>Альтернативный ход: если пользователь завершает тренировку не полностью, система сохраняет ее со статусом «частично выполнена» и предлагает продолжить позже или пропустить оставшиеся упражнения.</w:t>
+        <w:t>Альтернативы сценария 2: при нуле отметок выводится «Отметьте хотя бы один подход», результат завершения не сохраняется. Частичную тренировку можно продолжить с сохраненными отметками; повторное завершение обновляет ту же запись. При отсутствии сети результат и показатели сохраняются локально с отметкой «Ожидает синхронизации»; отправка после восстановления связи и исключение дубликатов выполняются по NFR-07.</w:t>
       </w:r>
     </w:p>
     <w:p>
@@ -1466,24 +1333,7 @@
           <w:szCs w:val="28"/>
           <w:lang w:val="ru-RU"/>
         </w:rPr>
-        <w:t xml:space="preserve">Нефункциональные требования и сценарии уточняют, как должно работать приложение </w:t>
-      </w:r>
-      <w:r>
-        <w:rPr>
-          <w:rFonts w:cs="Times New Roman"/>
-          <w:sz w:val="28"/>
-          <w:szCs w:val="28"/>
-        </w:rPr>
-        <w:t>M</w:t>
-      </w:r>
-      <w:r>
-        <w:rPr>
-          <w:rFonts w:cs="Times New Roman"/>
-          <w:sz w:val="28"/>
-          <w:szCs w:val="28"/>
-          <w:lang w:val="ru-RU"/>
-        </w:rPr>
-        <w:t>13: оно должно быть быстрым, безопасным, понятным и надежным. Описанные сценарии связывают профиль, план тренировок, выполнение упражнений, историю занятий, прогресс и уведомления в единый фитнес-процесс.</w:t>
+        <w:t>Сценарии согласованы с требованиями, моделью данных и тест-кейсами.</w:t>
       </w:r>
     </w:p>
     <w:sectPr>

--- a/docs/03-quality-and-scenarios.docx
+++ b/docs/03-quality-and-scenarios.docx
@@ -493,7 +493,7 @@
           <w:szCs w:val="28"/>
           <w:lang w:val="ru-RU"/>
         </w:rPr>
-        <w:t>NFR-04. Безопасность: передача данных между приложением и сервером должна выполняться по защищенному соединению HTTPS.</w:t>
+        <w:t>NFR-04. Безопасность передачи: все обращения приложения к API и фотографиям должны выполняться по HTTPS. Клиент проверяет сертификат сервера и имя узла; при ошибке TLS соединение прекращается без перехода на HTTP. Пароли и токены не передаются в адресе запроса.</w:t>
       </w:r>
     </w:p>
     <w:p>
@@ -513,7 +513,7 @@
           <w:szCs w:val="28"/>
           <w:lang w:val="ru-RU"/>
         </w:rPr>
-        <w:t>NFR-05. Защита учетных записей: пароли пользователей должны храниться в виде хеша, без сохранения исходного пароля.</w:t>
+        <w:t>NFR-05. Защита учетных записей: хранить только хеш пароля Argon2id с уникальной случайной солью для каждого пароля; исходный пароль не сохранять. Минимальные параметры: память 19 МиБ, 2 прохода, параллелизм 1. Проверка: одинаковые пароли двух аккаунтов имеют разные хеши, а исходных паролей нет в БД и журналах.</w:t>
       </w:r>
     </w:p>
     <w:p>
@@ -533,7 +533,7 @@
           <w:szCs w:val="28"/>
           <w:lang w:val="ru-RU"/>
         </w:rPr>
-        <w:t>NFR-06. Конфиденциальность: данные о весе, фото прогресса, питании и тренировках должны быть доступны только владельцу профиля и назначенному тренеру.</w:t>
+        <w:t>NFR-06. Конфиденциальность: данные о весе, фото, питании и тренировках доступны только владельцу и назначенному ему тренеру. Сервер проверяет личность, роль, владельца объекта и актуальное назначение тренера при каждом запросе; при отсутствии разрешения доступ запрещен. Тренер просматривает данные и добавляет свои комментарии, но не изменяет показатели пользователя. Фото хранятся закрыто и выдаются через авторизованный API; прямой адрес не обходит проверку. Административная роль не дает доступа к личным показателям. После снятия назначения следующий запрос тренера отклоняется.</w:t>
       </w:r>
     </w:p>
     <w:p>
@@ -573,7 +573,7 @@
           <w:szCs w:val="28"/>
           <w:lang w:val="ru-RU"/>
         </w:rPr>
-        <w:t>NFR-08. Резервное копирование: база данных должна регулярно сохраняться для восстановления после технического сбоя.</w:t>
+        <w:t>NFR-08. Резервное копирование: ежедневно создавать согласованную резервную копию БД и файлов фото в отдельном закрытом хранилище; сохранять копии 7 суток и еженедельно проверять восстановление в изолированной среде. Копии шифруются, ключ хранится отдельно. Целевые пределы: потеря данных не более 24 часов, восстановление не более 4 часов. Выполнение копирования и проверок фиксируется в журнале, ошибка передается администратору системы.</w:t>
       </w:r>
     </w:p>
     <w:p>
@@ -633,7 +633,7 @@
           <w:szCs w:val="28"/>
           <w:lang w:val="ru-RU"/>
         </w:rPr>
-        <w:t>NFR-11. Журналирование: система должна фиксировать входы, изменения профиля, завершение тренировок и действия администратора.</w:t>
+        <w:t>NFR-11. Журналирование: фиксировать успешные и неудачные входы, изменения профиля, завершение тренировок, отказы в доступе и действия администратора. Запись содержит время, ID действующего пользователя при наличии, тип события, ID объекта и результат. Пароли, токены, фото и содержимое дневника в журнал не включаются. Просмотр журнала доступен только администратору системы; изменения журнала через пользовательский API запрещены.</w:t>
       </w:r>
     </w:p>
     <w:p>
@@ -654,6 +654,66 @@
           <w:lang w:val="ru-RU"/>
         </w:rPr>
         <w:t>NFR-12. Качество контента: изображения, видео и описания упражнений должны открываться без нарушения работы остальных разделов приложения.</w:t>
+      </w:r>
+    </w:p>
+    <w:p>
+      <w:pPr>
+        <w:spacing w:line="276" w:lineRule="auto" w:after="120"/>
+        <w:rPr>
+          <w:rFonts w:cs="Times New Roman"/>
+          <w:sz w:val="28"/>
+          <w:szCs w:val="28"/>
+          <w:lang w:val="ru-RU"/>
+        </w:rPr>
+      </w:pPr>
+      <w:r>
+        <w:rPr>
+          <w:rFonts w:cs="Times New Roman" w:ascii="Times New Roman" w:hAnsi="Times New Roman"/>
+          <w:sz w:val="28"/>
+          <w:szCs w:val="28"/>
+          <w:lang w:val="ru-RU"/>
+        </w:rPr>
+        <w:t>NFR-13. Защита от подбора: после 5 неверных вводов пароля одной учетной записи за 15 минут новые попытки входа в нее отклоняются на 15 минут; отклоненные запросы не продлевают этот срок. Дополнительно допускается не более 30 попыток входа с одного IP за минуту. Ответ об ошибке не раскрывает существование аккаунта; срабатывание ограничения фиксируется по NFR-11.</w:t>
+      </w:r>
+    </w:p>
+    <w:p>
+      <w:pPr>
+        <w:spacing w:line="276" w:lineRule="auto" w:after="120"/>
+        <w:rPr>
+          <w:rFonts w:cs="Times New Roman"/>
+          <w:sz w:val="28"/>
+          <w:szCs w:val="28"/>
+          <w:lang w:val="ru-RU"/>
+        </w:rPr>
+      </w:pPr>
+      <w:r>
+        <w:rPr>
+          <w:rFonts w:cs="Times New Roman" w:ascii="Times New Roman" w:hAnsi="Times New Roman"/>
+          <w:sz w:val="28"/>
+          <w:szCs w:val="28"/>
+          <w:lang w:val="ru-RU"/>
+        </w:rPr>
+        <w:t>NFR-14. Безопасность фото прогресса: сервер принимает только JPEG и PNG размером до 10 МБ и разрешением до 20 мегапикселей. Проверяются фактический формат и успешное декодирование, а не только расширение и Content-Type. Изображение перекодируется с удалением метаданных, получает случайное имя и сохраняется в закрытом хранилище без права исполнения. Ошибочные файлы отклоняются, а чтение и запись выполняются с проверкой прав по NFR-06.</w:t>
+      </w:r>
+    </w:p>
+    <w:p>
+      <w:pPr>
+        <w:spacing w:line="276" w:lineRule="auto" w:after="120"/>
+        <w:rPr>
+          <w:rFonts w:cs="Times New Roman"/>
+          <w:sz w:val="28"/>
+          <w:szCs w:val="28"/>
+          <w:lang w:val="ru-RU"/>
+        </w:rPr>
+      </w:pPr>
+      <w:r>
+        <w:rPr>
+          <w:rFonts w:cs="Times New Roman" w:ascii="Times New Roman" w:hAnsi="Times New Roman"/>
+          <w:sz w:val="28"/>
+          <w:szCs w:val="28"/>
+          <w:lang w:val="ru-RU"/>
+        </w:rPr>
+        <w:t>NFR-15. Управление сессиями: срок сессии не превышает 24 часов; после выхода текущая сессия отзывается, после блокировки аккаунта или смены пароля отзываются все его сессии. Сервер отклоняет отозванный токен при следующем запросе. На устройстве токен хранится в защищенном системном хранилище iOS/Android и удаляется при выходе. Локальная очередь принадлежит конкретному аккаунту и недоступна другому; ее неподтвержденные записи сохраняются по NFR-07.</w:t>
       </w:r>
     </w:p>
     <w:p>
